--- a/Knowledge/3-Work knowledge/1-Software Engineering/1-Software Engineering Fundamentals/5-My Source/4-Networks Devices/5-Types of Repeaters/5-Satellite Repeater.docx
+++ b/Knowledge/3-Work knowledge/1-Software Engineering/1-Software Engineering Fundamentals/5-My Source/4-Networks Devices/5-Types of Repeaters/5-Satellite Repeater.docx
@@ -4,44 +4,28 @@
   <w:body>
     <w:p>
       <w:pPr>
-        <w:keepNext/>
-        <w:keepLines/>
-        <w:spacing w:before="400" w:after="120" w:line="276" w:lineRule="auto"/>
-        <w:outlineLvl w:val="0"/>
-        <w:rPr>
-          <w:rFonts w:ascii="Arial" w:eastAsia="Arial" w:hAnsi="Arial" w:cs="Arial"/>
-          <w:kern w:val="0"/>
-          <w:sz w:val="40"/>
-          <w:szCs w:val="40"/>
-          <w:lang w:val="en"/>
-          <w14:ligatures w14:val="none"/>
+        <w:pStyle w:val="Heading1"/>
+        <w:rPr>
+          <w:rFonts w:eastAsia="Arial"/>
+          <w:lang w:val="en"/>
         </w:rPr>
       </w:pPr>
       <w:bookmarkStart w:id="0" w:name="_gnne13xj51qx" w:colFirst="0" w:colLast="0"/>
       <w:bookmarkEnd w:id="0"/>
       <w:r>
         <w:rPr>
-          <w:rFonts w:ascii="Arial" w:eastAsia="Arial" w:hAnsi="Arial" w:cs="Arial"/>
-          <w:kern w:val="0"/>
-          <w:sz w:val="40"/>
-          <w:szCs w:val="40"/>
-          <w:lang w:val="en"/>
-          <w14:ligatures w14:val="none"/>
+          <w:rFonts w:eastAsia="Arial"/>
+          <w:lang w:val="en"/>
         </w:rPr>
         <w:t>Satellite Repeater</w:t>
       </w:r>
     </w:p>
     <w:p>
       <w:pPr>
-        <w:spacing w:before="280" w:after="120" w:line="276" w:lineRule="auto"/>
-        <w:outlineLvl w:val="1"/>
-        <w:rPr>
-          <w:rFonts w:ascii="Arial" w:eastAsia="Arial" w:hAnsi="Arial" w:cs="Arial"/>
-          <w:kern w:val="0"/>
-          <w:sz w:val="32"/>
-          <w:szCs w:val="32"/>
-          <w:lang w:val="en"/>
-          <w14:ligatures w14:val="none"/>
+        <w:pStyle w:val="Heading2"/>
+        <w:rPr>
+          <w:rFonts w:eastAsia="Arial"/>
+          <w:lang w:val="en"/>
         </w:rPr>
       </w:pPr>
       <w:bookmarkStart w:id="1" w:name="_7vi4ks16l6lf" w:colFirst="0" w:colLast="0"/>
@@ -49,22 +33,14 @@
       <w:r>
         <w:rPr>
           <w:rFonts w:ascii="Segoe UI Emoji" w:eastAsia="Arial" w:hAnsi="Segoe UI Emoji" w:cs="Segoe UI Emoji"/>
-          <w:kern w:val="0"/>
-          <w:sz w:val="32"/>
-          <w:szCs w:val="32"/>
-          <w:lang w:val="en"/>
-          <w14:ligatures w14:val="none"/>
+          <w:lang w:val="en"/>
         </w:rPr>
         <w:t>🛰️</w:t>
       </w:r>
       <w:r>
         <w:rPr>
-          <w:rFonts w:ascii="Arial" w:eastAsia="Arial" w:hAnsi="Arial" w:cs="Arial"/>
-          <w:kern w:val="0"/>
-          <w:sz w:val="32"/>
-          <w:szCs w:val="32"/>
-          <w:lang w:val="en"/>
-          <w14:ligatures w14:val="none"/>
+          <w:rFonts w:eastAsia="Arial"/>
+          <w:lang w:val="en"/>
         </w:rPr>
         <w:t xml:space="preserve"> What is a Satellite Repeater?</w:t>
       </w:r>
@@ -106,6 +82,7 @@
         </w:rPr>
         <w:t xml:space="preserve">: </w:t>
       </w:r>
+      <w:proofErr w:type="spellStart"/>
       <w:r>
         <w:rPr>
           <w:rFonts w:ascii="Arial" w:eastAsia="Arial" w:hAnsi="Arial" w:cs="Arial"/>
@@ -117,7 +94,21 @@
           <w:lang w:val="en"/>
           <w14:ligatures w14:val="none"/>
         </w:rPr>
-        <w:t>Chatgpt (GPT</w:t>
+        <w:t>Chatgpt</w:t>
+      </w:r>
+      <w:proofErr w:type="spellEnd"/>
+      <w:r>
+        <w:rPr>
+          <w:rFonts w:ascii="Arial" w:eastAsia="Arial" w:hAnsi="Arial" w:cs="Arial"/>
+          <w:b/>
+          <w:kern w:val="0"/>
+          <w:sz w:val="22"/>
+          <w:szCs w:val="22"/>
+          <w:highlight w:val="darkGray"/>
+          <w:lang w:val="en"/>
+          <w14:ligatures w14:val="none"/>
+        </w:rPr>
+        <w:t xml:space="preserve"> (GPT</w:t>
       </w:r>
       <w:r>
         <w:rPr>
@@ -384,15 +375,10 @@
     </w:p>
     <w:p>
       <w:pPr>
-        <w:spacing w:before="280" w:after="120" w:line="276" w:lineRule="auto"/>
-        <w:outlineLvl w:val="1"/>
-        <w:rPr>
-          <w:rFonts w:ascii="Arial" w:eastAsia="Arial" w:hAnsi="Arial" w:cs="Arial"/>
-          <w:kern w:val="0"/>
-          <w:sz w:val="32"/>
-          <w:szCs w:val="32"/>
-          <w:lang w:val="en"/>
-          <w14:ligatures w14:val="none"/>
+        <w:pStyle w:val="Heading2"/>
+        <w:rPr>
+          <w:rFonts w:eastAsia="Arial"/>
+          <w:lang w:val="en"/>
         </w:rPr>
       </w:pPr>
       <w:bookmarkStart w:id="2" w:name="_vh7o9lxc3l9p" w:colFirst="0" w:colLast="0"/>
@@ -400,22 +386,14 @@
       <w:r>
         <w:rPr>
           <w:rFonts w:ascii="Segoe UI Emoji" w:eastAsia="Arial" w:hAnsi="Segoe UI Emoji" w:cs="Segoe UI Emoji"/>
-          <w:kern w:val="0"/>
-          <w:sz w:val="32"/>
-          <w:szCs w:val="32"/>
-          <w:lang w:val="en"/>
-          <w14:ligatures w14:val="none"/>
+          <w:lang w:val="en"/>
         </w:rPr>
         <w:t>🔄</w:t>
       </w:r>
       <w:r>
         <w:rPr>
-          <w:rFonts w:ascii="Arial" w:eastAsia="Arial" w:hAnsi="Arial" w:cs="Arial"/>
-          <w:kern w:val="0"/>
-          <w:sz w:val="32"/>
-          <w:szCs w:val="32"/>
-          <w:lang w:val="en"/>
-          <w14:ligatures w14:val="none"/>
+          <w:rFonts w:eastAsia="Arial"/>
+          <w:lang w:val="en"/>
         </w:rPr>
         <w:t xml:space="preserve"> How It Works</w:t>
       </w:r>
@@ -457,6 +435,7 @@
         </w:rPr>
         <w:t xml:space="preserve">: </w:t>
       </w:r>
+      <w:proofErr w:type="spellStart"/>
       <w:r>
         <w:rPr>
           <w:rFonts w:ascii="Arial" w:eastAsia="Arial" w:hAnsi="Arial" w:cs="Arial"/>
@@ -468,7 +447,21 @@
           <w:lang w:val="en"/>
           <w14:ligatures w14:val="none"/>
         </w:rPr>
-        <w:t>Chatgpt (GPT</w:t>
+        <w:t>Chatgpt</w:t>
+      </w:r>
+      <w:proofErr w:type="spellEnd"/>
+      <w:r>
+        <w:rPr>
+          <w:rFonts w:ascii="Arial" w:eastAsia="Arial" w:hAnsi="Arial" w:cs="Arial"/>
+          <w:b/>
+          <w:kern w:val="0"/>
+          <w:sz w:val="22"/>
+          <w:szCs w:val="22"/>
+          <w:highlight w:val="darkGray"/>
+          <w:lang w:val="en"/>
+          <w14:ligatures w14:val="none"/>
+        </w:rPr>
+        <w:t xml:space="preserve"> (GPT</w:t>
       </w:r>
       <w:r>
         <w:rPr>
@@ -760,15 +753,10 @@
     </w:p>
     <w:p>
       <w:pPr>
-        <w:spacing w:before="280" w:after="120" w:line="276" w:lineRule="auto"/>
-        <w:outlineLvl w:val="1"/>
-        <w:rPr>
-          <w:rFonts w:ascii="Arial" w:eastAsia="Arial" w:hAnsi="Arial" w:cs="Arial"/>
-          <w:kern w:val="0"/>
-          <w:sz w:val="32"/>
-          <w:szCs w:val="32"/>
-          <w:lang w:val="en"/>
-          <w14:ligatures w14:val="none"/>
+        <w:pStyle w:val="Heading2"/>
+        <w:rPr>
+          <w:rFonts w:eastAsia="Arial"/>
+          <w:lang w:val="en"/>
         </w:rPr>
       </w:pPr>
       <w:bookmarkStart w:id="3" w:name="_k3as9glipul5" w:colFirst="0" w:colLast="0"/>
@@ -776,22 +764,14 @@
       <w:r>
         <w:rPr>
           <w:rFonts w:ascii="Segoe UI Emoji" w:eastAsia="Arial" w:hAnsi="Segoe UI Emoji" w:cs="Segoe UI Emoji"/>
-          <w:kern w:val="0"/>
-          <w:sz w:val="32"/>
-          <w:szCs w:val="32"/>
-          <w:lang w:val="en"/>
-          <w14:ligatures w14:val="none"/>
+          <w:lang w:val="en"/>
         </w:rPr>
         <w:t>📡</w:t>
       </w:r>
       <w:r>
         <w:rPr>
-          <w:rFonts w:ascii="Arial" w:eastAsia="Arial" w:hAnsi="Arial" w:cs="Arial"/>
-          <w:kern w:val="0"/>
-          <w:sz w:val="32"/>
-          <w:szCs w:val="32"/>
-          <w:lang w:val="en"/>
-          <w14:ligatures w14:val="none"/>
+          <w:rFonts w:eastAsia="Arial"/>
+          <w:lang w:val="en"/>
         </w:rPr>
         <w:t xml:space="preserve"> Basic Satellite Repeater System</w:t>
       </w:r>
@@ -836,6 +816,7 @@
         </w:rPr>
         <w:t xml:space="preserve">: </w:t>
       </w:r>
+      <w:proofErr w:type="spellStart"/>
       <w:r>
         <w:rPr>
           <w:rFonts w:ascii="Arial" w:eastAsia="Arial" w:hAnsi="Arial" w:cs="Arial"/>
@@ -847,7 +828,21 @@
           <w:lang w:val="en"/>
           <w14:ligatures w14:val="none"/>
         </w:rPr>
-        <w:t>Chatgpt (GPT</w:t>
+        <w:t>Chatgpt</w:t>
+      </w:r>
+      <w:proofErr w:type="spellEnd"/>
+      <w:r>
+        <w:rPr>
+          <w:rFonts w:ascii="Arial" w:eastAsia="Arial" w:hAnsi="Arial" w:cs="Arial"/>
+          <w:b/>
+          <w:kern w:val="0"/>
+          <w:sz w:val="22"/>
+          <w:szCs w:val="22"/>
+          <w:highlight w:val="darkGray"/>
+          <w:lang w:val="en"/>
+          <w14:ligatures w14:val="none"/>
+        </w:rPr>
+        <w:t xml:space="preserve"> (GPT</w:t>
       </w:r>
       <w:r>
         <w:rPr>
@@ -898,6 +893,7 @@
           <w:lang w:val="en"/>
           <w14:ligatures w14:val="none"/>
         </w:rPr>
+        <w:lastRenderedPageBreak/>
         <w:drawing>
           <wp:inline distT="114300" distB="114300" distL="114300" distR="114300" wp14:anchorId="2949DD4E" wp14:editId="11BBB582">
             <wp:extent cx="5943600" cy="901700"/>
@@ -998,7 +994,73 @@
           <w:lang w:val="en"/>
           <w14:ligatures w14:val="none"/>
         </w:rPr>
-        <w:t xml:space="preserve">            (Earth)                      (Space)                 (Earth)</w:t>
+        <w:t xml:space="preserve">            (</w:t>
+      </w:r>
+      <w:proofErr w:type="gramStart"/>
+      <w:r>
+        <w:rPr>
+          <w:rFonts w:ascii="Roboto Mono" w:eastAsia="Roboto Mono" w:hAnsi="Roboto Mono" w:cs="Arial"/>
+          <w:kern w:val="0"/>
+          <w:szCs w:val="22"/>
+          <w:lang w:val="en"/>
+          <w14:ligatures w14:val="none"/>
+        </w:rPr>
+        <w:t xml:space="preserve">Earth)   </w:t>
+      </w:r>
+      <w:proofErr w:type="gramEnd"/>
+      <w:r>
+        <w:rPr>
+          <w:rFonts w:ascii="Roboto Mono" w:eastAsia="Roboto Mono" w:hAnsi="Roboto Mono" w:cs="Arial"/>
+          <w:kern w:val="0"/>
+          <w:szCs w:val="22"/>
+          <w:lang w:val="en"/>
+          <w14:ligatures w14:val="none"/>
+        </w:rPr>
+        <w:t xml:space="preserve">                </w:t>
+      </w:r>
+      <w:proofErr w:type="gramStart"/>
+      <w:r>
+        <w:rPr>
+          <w:rFonts w:ascii="Roboto Mono" w:eastAsia="Roboto Mono" w:hAnsi="Roboto Mono" w:cs="Arial"/>
+          <w:kern w:val="0"/>
+          <w:szCs w:val="22"/>
+          <w:lang w:val="en"/>
+          <w14:ligatures w14:val="none"/>
+        </w:rPr>
+        <w:t xml:space="preserve">   (Space)   </w:t>
+      </w:r>
+      <w:proofErr w:type="gramEnd"/>
+      <w:r>
+        <w:rPr>
+          <w:rFonts w:ascii="Roboto Mono" w:eastAsia="Roboto Mono" w:hAnsi="Roboto Mono" w:cs="Arial"/>
+          <w:kern w:val="0"/>
+          <w:szCs w:val="22"/>
+          <w:lang w:val="en"/>
+          <w14:ligatures w14:val="none"/>
+        </w:rPr>
+        <w:t xml:space="preserve">           </w:t>
+      </w:r>
+      <w:proofErr w:type="gramStart"/>
+      <w:r>
+        <w:rPr>
+          <w:rFonts w:ascii="Roboto Mono" w:eastAsia="Roboto Mono" w:hAnsi="Roboto Mono" w:cs="Arial"/>
+          <w:kern w:val="0"/>
+          <w:szCs w:val="22"/>
+          <w:lang w:val="en"/>
+          <w14:ligatures w14:val="none"/>
+        </w:rPr>
+        <w:t xml:space="preserve">   (</w:t>
+      </w:r>
+      <w:proofErr w:type="gramEnd"/>
+      <w:r>
+        <w:rPr>
+          <w:rFonts w:ascii="Roboto Mono" w:eastAsia="Roboto Mono" w:hAnsi="Roboto Mono" w:cs="Arial"/>
+          <w:kern w:val="0"/>
+          <w:szCs w:val="22"/>
+          <w:lang w:val="en"/>
+          <w14:ligatures w14:val="none"/>
+        </w:rPr>
+        <w:t>Earth)</w:t>
       </w:r>
     </w:p>
     <w:p>
@@ -1100,15 +1162,10 @@
     </w:p>
     <w:p>
       <w:pPr>
-        <w:spacing w:before="280" w:after="120" w:line="276" w:lineRule="auto"/>
-        <w:outlineLvl w:val="1"/>
-        <w:rPr>
-          <w:rFonts w:ascii="Arial" w:eastAsia="Arial" w:hAnsi="Arial" w:cs="Arial"/>
-          <w:kern w:val="0"/>
-          <w:sz w:val="32"/>
-          <w:szCs w:val="32"/>
-          <w:lang w:val="en"/>
-          <w14:ligatures w14:val="none"/>
+        <w:pStyle w:val="Heading2"/>
+        <w:rPr>
+          <w:rFonts w:eastAsia="Arial"/>
+          <w:lang w:val="en"/>
         </w:rPr>
       </w:pPr>
       <w:bookmarkStart w:id="4" w:name="_rev1b43rsk2g" w:colFirst="0" w:colLast="0"/>
@@ -1116,22 +1173,14 @@
       <w:r>
         <w:rPr>
           <w:rFonts w:ascii="Segoe UI Emoji" w:eastAsia="Arial" w:hAnsi="Segoe UI Emoji" w:cs="Segoe UI Emoji"/>
-          <w:kern w:val="0"/>
-          <w:sz w:val="32"/>
-          <w:szCs w:val="32"/>
-          <w:lang w:val="en"/>
-          <w14:ligatures w14:val="none"/>
+          <w:lang w:val="en"/>
         </w:rPr>
         <w:t>🔧</w:t>
       </w:r>
       <w:r>
         <w:rPr>
-          <w:rFonts w:ascii="Arial" w:eastAsia="Arial" w:hAnsi="Arial" w:cs="Arial"/>
-          <w:kern w:val="0"/>
-          <w:sz w:val="32"/>
-          <w:szCs w:val="32"/>
-          <w:lang w:val="en"/>
-          <w14:ligatures w14:val="none"/>
+          <w:rFonts w:eastAsia="Arial"/>
+          <w:lang w:val="en"/>
         </w:rPr>
         <w:t xml:space="preserve"> Key Functions</w:t>
       </w:r>
@@ -1176,6 +1225,7 @@
         </w:rPr>
         <w:t xml:space="preserve">: </w:t>
       </w:r>
+      <w:proofErr w:type="spellStart"/>
       <w:r>
         <w:rPr>
           <w:rFonts w:ascii="Arial" w:eastAsia="Arial" w:hAnsi="Arial" w:cs="Arial"/>
@@ -1187,7 +1237,21 @@
           <w:lang w:val="en"/>
           <w14:ligatures w14:val="none"/>
         </w:rPr>
-        <w:t>Chatgpt (GPT</w:t>
+        <w:t>Chatgpt</w:t>
+      </w:r>
+      <w:proofErr w:type="spellEnd"/>
+      <w:r>
+        <w:rPr>
+          <w:rFonts w:ascii="Arial" w:eastAsia="Arial" w:hAnsi="Arial" w:cs="Arial"/>
+          <w:b/>
+          <w:kern w:val="0"/>
+          <w:sz w:val="22"/>
+          <w:szCs w:val="22"/>
+          <w:highlight w:val="darkGray"/>
+          <w:lang w:val="en"/>
+          <w14:ligatures w14:val="none"/>
+        </w:rPr>
+        <w:t xml:space="preserve"> (GPT</w:t>
       </w:r>
       <w:r>
         <w:rPr>
@@ -1722,6 +1786,7 @@
                 <w:lang w:val="en"/>
                 <w14:ligatures w14:val="none"/>
               </w:rPr>
+              <w:lastRenderedPageBreak/>
               <w:t>Transmit</w:t>
             </w:r>
           </w:p>
@@ -1795,15 +1860,10 @@
     </w:p>
     <w:p>
       <w:pPr>
-        <w:spacing w:before="280" w:after="120" w:line="276" w:lineRule="auto"/>
-        <w:outlineLvl w:val="1"/>
-        <w:rPr>
-          <w:rFonts w:ascii="Arial" w:eastAsia="Arial" w:hAnsi="Arial" w:cs="Arial"/>
-          <w:kern w:val="0"/>
-          <w:sz w:val="32"/>
-          <w:szCs w:val="32"/>
-          <w:lang w:val="en"/>
-          <w14:ligatures w14:val="none"/>
+        <w:pStyle w:val="Heading2"/>
+        <w:rPr>
+          <w:rFonts w:eastAsia="Arial"/>
+          <w:lang w:val="en"/>
         </w:rPr>
       </w:pPr>
       <w:bookmarkStart w:id="5" w:name="_l7t79p3y7caa" w:colFirst="0" w:colLast="0"/>
@@ -1811,22 +1871,14 @@
       <w:r>
         <w:rPr>
           <w:rFonts w:ascii="Segoe UI Emoji" w:eastAsia="Arial" w:hAnsi="Segoe UI Emoji" w:cs="Segoe UI Emoji"/>
-          <w:kern w:val="0"/>
-          <w:sz w:val="32"/>
-          <w:szCs w:val="32"/>
-          <w:lang w:val="en"/>
-          <w14:ligatures w14:val="none"/>
+          <w:lang w:val="en"/>
         </w:rPr>
         <w:t>🧠</w:t>
       </w:r>
       <w:r>
         <w:rPr>
-          <w:rFonts w:ascii="Arial" w:eastAsia="Arial" w:hAnsi="Arial" w:cs="Arial"/>
-          <w:kern w:val="0"/>
-          <w:sz w:val="32"/>
-          <w:szCs w:val="32"/>
-          <w:lang w:val="en"/>
-          <w14:ligatures w14:val="none"/>
+          <w:rFonts w:eastAsia="Arial"/>
+          <w:lang w:val="en"/>
         </w:rPr>
         <w:t xml:space="preserve"> Types of Satellite Repeaters (Transponders)</w:t>
       </w:r>
@@ -1871,6 +1923,7 @@
         </w:rPr>
         <w:t xml:space="preserve">: </w:t>
       </w:r>
+      <w:proofErr w:type="spellStart"/>
       <w:r>
         <w:rPr>
           <w:rFonts w:ascii="Arial" w:eastAsia="Arial" w:hAnsi="Arial" w:cs="Arial"/>
@@ -1882,7 +1935,21 @@
           <w:lang w:val="en"/>
           <w14:ligatures w14:val="none"/>
         </w:rPr>
-        <w:t>Chatgpt (GPT</w:t>
+        <w:t>Chatgpt</w:t>
+      </w:r>
+      <w:proofErr w:type="spellEnd"/>
+      <w:r>
+        <w:rPr>
+          <w:rFonts w:ascii="Arial" w:eastAsia="Arial" w:hAnsi="Arial" w:cs="Arial"/>
+          <w:b/>
+          <w:kern w:val="0"/>
+          <w:sz w:val="22"/>
+          <w:szCs w:val="22"/>
+          <w:highlight w:val="darkGray"/>
+          <w:lang w:val="en"/>
+          <w14:ligatures w14:val="none"/>
+        </w:rPr>
+        <w:t xml:space="preserve"> (GPT</w:t>
       </w:r>
       <w:r>
         <w:rPr>
@@ -2468,15 +2535,10 @@
     </w:p>
     <w:p>
       <w:pPr>
-        <w:spacing w:before="280" w:after="120" w:line="276" w:lineRule="auto"/>
-        <w:outlineLvl w:val="1"/>
-        <w:rPr>
-          <w:rFonts w:ascii="Arial" w:eastAsia="Arial" w:hAnsi="Arial" w:cs="Arial"/>
-          <w:kern w:val="0"/>
-          <w:sz w:val="32"/>
-          <w:szCs w:val="32"/>
-          <w:lang w:val="en"/>
-          <w14:ligatures w14:val="none"/>
+        <w:pStyle w:val="Heading2"/>
+        <w:rPr>
+          <w:rFonts w:eastAsia="Arial"/>
+          <w:lang w:val="en"/>
         </w:rPr>
       </w:pPr>
       <w:bookmarkStart w:id="6" w:name="_1094g86se79k" w:colFirst="0" w:colLast="0"/>
@@ -2484,22 +2546,14 @@
       <w:r>
         <w:rPr>
           <w:rFonts w:ascii="Segoe UI Emoji" w:eastAsia="Arial" w:hAnsi="Segoe UI Emoji" w:cs="Segoe UI Emoji"/>
-          <w:kern w:val="0"/>
-          <w:sz w:val="32"/>
-          <w:szCs w:val="32"/>
-          <w:lang w:val="en"/>
-          <w14:ligatures w14:val="none"/>
+          <w:lang w:val="en"/>
         </w:rPr>
         <w:t>🌍</w:t>
       </w:r>
       <w:r>
         <w:rPr>
-          <w:rFonts w:ascii="Arial" w:eastAsia="Arial" w:hAnsi="Arial" w:cs="Arial"/>
-          <w:kern w:val="0"/>
-          <w:sz w:val="32"/>
-          <w:szCs w:val="32"/>
-          <w:lang w:val="en"/>
-          <w14:ligatures w14:val="none"/>
+          <w:rFonts w:eastAsia="Arial"/>
+          <w:lang w:val="en"/>
         </w:rPr>
         <w:t xml:space="preserve"> Use Cases</w:t>
       </w:r>
@@ -2541,6 +2595,7 @@
         </w:rPr>
         <w:t xml:space="preserve">: </w:t>
       </w:r>
+      <w:proofErr w:type="spellStart"/>
       <w:r>
         <w:rPr>
           <w:rFonts w:ascii="Arial" w:eastAsia="Arial" w:hAnsi="Arial" w:cs="Arial"/>
@@ -2552,7 +2607,21 @@
           <w:lang w:val="en"/>
           <w14:ligatures w14:val="none"/>
         </w:rPr>
-        <w:t>Chatgpt (GPT</w:t>
+        <w:t>Chatgpt</w:t>
+      </w:r>
+      <w:proofErr w:type="spellEnd"/>
+      <w:r>
+        <w:rPr>
+          <w:rFonts w:ascii="Arial" w:eastAsia="Arial" w:hAnsi="Arial" w:cs="Arial"/>
+          <w:b/>
+          <w:kern w:val="0"/>
+          <w:sz w:val="22"/>
+          <w:szCs w:val="22"/>
+          <w:highlight w:val="darkGray"/>
+          <w:lang w:val="en"/>
+          <w14:ligatures w14:val="none"/>
+        </w:rPr>
+        <w:t xml:space="preserve"> (GPT</w:t>
       </w:r>
       <w:r>
         <w:rPr>
@@ -2705,6 +2774,7 @@
           <w:lang w:val="en"/>
           <w14:ligatures w14:val="none"/>
         </w:rPr>
+        <w:lastRenderedPageBreak/>
         <w:t>Military and defense</w:t>
       </w:r>
       <w:r>
@@ -2845,15 +2915,10 @@
     </w:p>
     <w:p>
       <w:pPr>
-        <w:spacing w:before="280" w:after="120" w:line="276" w:lineRule="auto"/>
-        <w:outlineLvl w:val="1"/>
-        <w:rPr>
-          <w:rFonts w:ascii="Arial" w:eastAsia="Arial" w:hAnsi="Arial" w:cs="Arial"/>
-          <w:kern w:val="0"/>
-          <w:sz w:val="32"/>
-          <w:szCs w:val="32"/>
-          <w:lang w:val="en"/>
-          <w14:ligatures w14:val="none"/>
+        <w:pStyle w:val="Heading2"/>
+        <w:rPr>
+          <w:rFonts w:ascii="Arial" w:eastAsia="Arial" w:hAnsi="Arial" w:cs="Arial"/>
+          <w:lang w:val="en"/>
         </w:rPr>
       </w:pPr>
       <w:bookmarkStart w:id="7" w:name="_c5r929n7j7d6" w:colFirst="0" w:colLast="0"/>
@@ -2861,22 +2926,14 @@
       <w:r>
         <w:rPr>
           <w:rFonts w:ascii="Segoe UI Emoji" w:eastAsia="Arial Unicode MS" w:hAnsi="Segoe UI Emoji" w:cs="Segoe UI Emoji"/>
-          <w:kern w:val="0"/>
-          <w:sz w:val="32"/>
-          <w:szCs w:val="32"/>
-          <w:lang w:val="en"/>
-          <w14:ligatures w14:val="none"/>
+          <w:lang w:val="en"/>
         </w:rPr>
         <w:t>✅</w:t>
       </w:r>
       <w:r>
         <w:rPr>
-          <w:rFonts w:ascii="Arial Unicode MS" w:eastAsia="Arial Unicode MS" w:hAnsi="Arial Unicode MS" w:cs="Arial Unicode MS"/>
-          <w:kern w:val="0"/>
-          <w:sz w:val="32"/>
-          <w:szCs w:val="32"/>
-          <w:lang w:val="en"/>
-          <w14:ligatures w14:val="none"/>
+          <w:rFonts w:eastAsia="Arial Unicode MS"/>
+          <w:lang w:val="en"/>
         </w:rPr>
         <w:t xml:space="preserve"> Pros</w:t>
       </w:r>
@@ -2918,6 +2975,7 @@
         </w:rPr>
         <w:t xml:space="preserve">: </w:t>
       </w:r>
+      <w:proofErr w:type="spellStart"/>
       <w:r>
         <w:rPr>
           <w:rFonts w:ascii="Arial" w:eastAsia="Arial" w:hAnsi="Arial" w:cs="Arial"/>
@@ -2929,7 +2987,21 @@
           <w:lang w:val="en"/>
           <w14:ligatures w14:val="none"/>
         </w:rPr>
-        <w:t>Chatgpt (GPT</w:t>
+        <w:t>Chatgpt</w:t>
+      </w:r>
+      <w:proofErr w:type="spellEnd"/>
+      <w:r>
+        <w:rPr>
+          <w:rFonts w:ascii="Arial" w:eastAsia="Arial" w:hAnsi="Arial" w:cs="Arial"/>
+          <w:b/>
+          <w:kern w:val="0"/>
+          <w:sz w:val="22"/>
+          <w:szCs w:val="22"/>
+          <w:highlight w:val="darkGray"/>
+          <w:lang w:val="en"/>
+          <w14:ligatures w14:val="none"/>
+        </w:rPr>
+        <w:t xml:space="preserve"> (GPT</w:t>
       </w:r>
       <w:r>
         <w:rPr>
@@ -3162,15 +3234,10 @@
     </w:p>
     <w:p>
       <w:pPr>
-        <w:spacing w:before="280" w:after="120" w:line="276" w:lineRule="auto"/>
-        <w:outlineLvl w:val="1"/>
-        <w:rPr>
-          <w:rFonts w:ascii="Arial" w:eastAsia="Arial" w:hAnsi="Arial" w:cs="Arial"/>
-          <w:kern w:val="0"/>
-          <w:sz w:val="32"/>
-          <w:szCs w:val="32"/>
-          <w:lang w:val="en"/>
-          <w14:ligatures w14:val="none"/>
+        <w:pStyle w:val="Heading2"/>
+        <w:rPr>
+          <w:rFonts w:ascii="Arial" w:eastAsia="Arial" w:hAnsi="Arial" w:cs="Arial"/>
+          <w:lang w:val="en"/>
         </w:rPr>
       </w:pPr>
       <w:bookmarkStart w:id="8" w:name="_jhgv22xzho4k" w:colFirst="0" w:colLast="0"/>
@@ -3178,22 +3245,14 @@
       <w:r>
         <w:rPr>
           <w:rFonts w:ascii="Segoe UI Emoji" w:eastAsia="Arial Unicode MS" w:hAnsi="Segoe UI Emoji" w:cs="Segoe UI Emoji"/>
-          <w:kern w:val="0"/>
-          <w:sz w:val="32"/>
-          <w:szCs w:val="32"/>
-          <w:lang w:val="en"/>
-          <w14:ligatures w14:val="none"/>
+          <w:lang w:val="en"/>
         </w:rPr>
         <w:t>❌</w:t>
       </w:r>
       <w:r>
         <w:rPr>
-          <w:rFonts w:ascii="Arial Unicode MS" w:eastAsia="Arial Unicode MS" w:hAnsi="Arial Unicode MS" w:cs="Arial Unicode MS"/>
-          <w:kern w:val="0"/>
-          <w:sz w:val="32"/>
-          <w:szCs w:val="32"/>
-          <w:lang w:val="en"/>
-          <w14:ligatures w14:val="none"/>
+          <w:rFonts w:eastAsia="Arial Unicode MS"/>
+          <w:lang w:val="en"/>
         </w:rPr>
         <w:t xml:space="preserve"> Cons</w:t>
       </w:r>
@@ -3235,6 +3294,7 @@
         </w:rPr>
         <w:t xml:space="preserve">: </w:t>
       </w:r>
+      <w:proofErr w:type="spellStart"/>
       <w:r>
         <w:rPr>
           <w:rFonts w:ascii="Arial" w:eastAsia="Arial" w:hAnsi="Arial" w:cs="Arial"/>
@@ -3246,7 +3306,21 @@
           <w:lang w:val="en"/>
           <w14:ligatures w14:val="none"/>
         </w:rPr>
-        <w:t>Chatgpt (GPT</w:t>
+        <w:t>Chatgpt</w:t>
+      </w:r>
+      <w:proofErr w:type="spellEnd"/>
+      <w:r>
+        <w:rPr>
+          <w:rFonts w:ascii="Arial" w:eastAsia="Arial" w:hAnsi="Arial" w:cs="Arial"/>
+          <w:b/>
+          <w:kern w:val="0"/>
+          <w:sz w:val="22"/>
+          <w:szCs w:val="22"/>
+          <w:highlight w:val="darkGray"/>
+          <w:lang w:val="en"/>
+          <w14:ligatures w14:val="none"/>
+        </w:rPr>
+        <w:t xml:space="preserve"> (GPT</w:t>
       </w:r>
       <w:r>
         <w:rPr>
@@ -3465,15 +3539,10 @@
     </w:p>
     <w:p>
       <w:pPr>
-        <w:spacing w:before="280" w:after="120" w:line="276" w:lineRule="auto"/>
-        <w:outlineLvl w:val="1"/>
-        <w:rPr>
-          <w:rFonts w:ascii="Arial" w:eastAsia="Arial" w:hAnsi="Arial" w:cs="Arial"/>
-          <w:kern w:val="0"/>
-          <w:sz w:val="32"/>
-          <w:szCs w:val="32"/>
-          <w:lang w:val="en"/>
-          <w14:ligatures w14:val="none"/>
+        <w:pStyle w:val="Heading2"/>
+        <w:rPr>
+          <w:rFonts w:eastAsia="Arial"/>
+          <w:lang w:val="en"/>
         </w:rPr>
       </w:pPr>
       <w:bookmarkStart w:id="9" w:name="_iethxicbsuam" w:colFirst="0" w:colLast="0"/>
@@ -3481,22 +3550,14 @@
       <w:r>
         <w:rPr>
           <w:rFonts w:ascii="Segoe UI Emoji" w:eastAsia="Arial" w:hAnsi="Segoe UI Emoji" w:cs="Segoe UI Emoji"/>
-          <w:kern w:val="0"/>
-          <w:sz w:val="32"/>
-          <w:szCs w:val="32"/>
-          <w:lang w:val="en"/>
-          <w14:ligatures w14:val="none"/>
+          <w:lang w:val="en"/>
         </w:rPr>
         <w:t>📌</w:t>
       </w:r>
       <w:r>
         <w:rPr>
-          <w:rFonts w:ascii="Arial" w:eastAsia="Arial" w:hAnsi="Arial" w:cs="Arial"/>
-          <w:kern w:val="0"/>
-          <w:sz w:val="32"/>
-          <w:szCs w:val="32"/>
-          <w:lang w:val="en"/>
-          <w14:ligatures w14:val="none"/>
+          <w:rFonts w:eastAsia="Arial"/>
+          <w:lang w:val="en"/>
         </w:rPr>
         <w:t xml:space="preserve"> Summary</w:t>
       </w:r>
@@ -3541,6 +3602,7 @@
         </w:rPr>
         <w:t xml:space="preserve">: </w:t>
       </w:r>
+      <w:proofErr w:type="spellStart"/>
       <w:r>
         <w:rPr>
           <w:rFonts w:ascii="Arial" w:eastAsia="Arial" w:hAnsi="Arial" w:cs="Arial"/>
@@ -3552,7 +3614,21 @@
           <w:lang w:val="en"/>
           <w14:ligatures w14:val="none"/>
         </w:rPr>
-        <w:t>Chatgpt (GPT</w:t>
+        <w:t>Chatgpt</w:t>
+      </w:r>
+      <w:proofErr w:type="spellEnd"/>
+      <w:r>
+        <w:rPr>
+          <w:rFonts w:ascii="Arial" w:eastAsia="Arial" w:hAnsi="Arial" w:cs="Arial"/>
+          <w:b/>
+          <w:kern w:val="0"/>
+          <w:sz w:val="22"/>
+          <w:szCs w:val="22"/>
+          <w:highlight w:val="darkGray"/>
+          <w:lang w:val="en"/>
+          <w14:ligatures w14:val="none"/>
+        </w:rPr>
+        <w:t xml:space="preserve"> (GPT</w:t>
       </w:r>
       <w:r>
         <w:rPr>
@@ -3603,6 +3679,7 @@
           <w:lang w:val="en"/>
           <w14:ligatures w14:val="none"/>
         </w:rPr>
+        <w:lastRenderedPageBreak/>
         <w:drawing>
           <wp:inline distT="114300" distB="114300" distL="114300" distR="114300" wp14:anchorId="5F4E5ACD" wp14:editId="5BFE40B7">
             <wp:extent cx="5943600" cy="1549400"/>
@@ -5173,7 +5250,6 @@
     <w:next w:val="Normal"/>
     <w:link w:val="Heading2Char"/>
     <w:uiPriority w:val="9"/>
-    <w:semiHidden/>
     <w:unhideWhenUsed/>
     <w:qFormat/>
     <w:rsid w:val="009E271E"/>
@@ -5390,7 +5466,6 @@
     <w:basedOn w:val="DefaultParagraphFont"/>
     <w:link w:val="Heading2"/>
     <w:uiPriority w:val="9"/>
-    <w:semiHidden/>
     <w:rsid w:val="009E271E"/>
     <w:rPr>
       <w:rFonts w:asciiTheme="majorHAnsi" w:eastAsiaTheme="majorEastAsia" w:hAnsiTheme="majorHAnsi" w:cstheme="majorBidi"/>
